--- a/documentation/HORIZON_GRID_OPERATIONS_GUIDE.docx
+++ b/documentation/HORIZON_GRID_OPERATIONS_GUIDE.docx
@@ -85,7 +85,7 @@
       </w:r>
       <w:r>
         <w:rPr/>
-        <w:t xml:space="preserve"> 2026-08-17</w:t>
+        <w:t xml:space="preserve"> 2026-08-20</w:t>
       </w:r>
     </w:p>
     <w:p>
@@ -483,8 +483,10 @@
               <w:spacing w:lineRule="auto"/>
             </w:pPr>
             <w:r>
-              <w:rPr/>
-              <w:t xml:space="preserve">none -- a crash stays down until recreated</w:t>
+              <w:rPr>
+                <w:highlight w:val="lightGray"/>
+              </w:rPr>
+              <w:t xml:space="preserve">unless-stopped</w:t>
             </w:r>
           </w:p>
         </w:tc>
@@ -577,8 +579,10 @@
               <w:spacing w:lineRule="auto"/>
             </w:pPr>
             <w:r>
-              <w:rPr/>
-              <w:t xml:space="preserve">none</w:t>
+              <w:rPr>
+                <w:highlight w:val="lightGray"/>
+              </w:rPr>
+              <w:t xml:space="preserve">unless-stopped</w:t>
             </w:r>
           </w:p>
         </w:tc>
@@ -662,8 +666,10 @@
               <w:spacing w:lineRule="auto"/>
             </w:pPr>
             <w:r>
-              <w:rPr/>
-              <w:t xml:space="preserve">none</w:t>
+              <w:rPr>
+                <w:highlight w:val="lightGray"/>
+              </w:rPr>
+              <w:t xml:space="preserve">unless-stopped</w:t>
             </w:r>
           </w:p>
         </w:tc>
@@ -747,8 +753,10 @@
               <w:spacing w:lineRule="auto"/>
             </w:pPr>
             <w:r>
-              <w:rPr/>
-              <w:t xml:space="preserve">none</w:t>
+              <w:rPr>
+                <w:highlight w:val="lightGray"/>
+              </w:rPr>
+              <w:t xml:space="preserve">unless-stopped</w:t>
             </w:r>
           </w:p>
         </w:tc>
@@ -832,8 +840,10 @@
               <w:spacing w:lineRule="auto"/>
             </w:pPr>
             <w:r>
-              <w:rPr/>
-              <w:t xml:space="preserve">none</w:t>
+              <w:rPr>
+                <w:highlight w:val="lightGray"/>
+              </w:rPr>
+              <w:t xml:space="preserve">unless-stopped</w:t>
             </w:r>
           </w:p>
         </w:tc>
@@ -917,8 +927,10 @@
               <w:spacing w:lineRule="auto"/>
             </w:pPr>
             <w:r>
-              <w:rPr/>
-              <w:t xml:space="preserve">none</w:t>
+              <w:rPr>
+                <w:highlight w:val="lightGray"/>
+              </w:rPr>
+              <w:t xml:space="preserve">unless-stopped</w:t>
             </w:r>
           </w:p>
         </w:tc>
@@ -1129,6 +1141,37 @@
         <w:spacing w:lineRule="auto"/>
       </w:pPr>
       <w:r>
+        <w:rPr>
+          <w:b/>
+        </w:rPr>
+        <w:t xml:space="preserve">Updated by a later mission-critical-reliability review</w:t>
+      </w:r>
+      <w:r>
+        <w:rPr/>
+        <w:t xml:space="preserve"> (see the Mission-Critical Operations Manual for the full account): every container above now has </w:t>
+      </w:r>
+      <w:r>
+        <w:rPr/>
+        <w:t xml:space="preserve">restart: unless-stopped</w:t>
+      </w:r>
+      <w:r>
+        <w:rPr/>
+        <w:t xml:space="preserve">, not just the two Celery ones. A crashed or OOM-killed container now restarts itself automatically; a container an operator deliberately stops stays down, matching Docker's own intended semantics. The paragraph below describing "the asymmetry" as deliberate reflects the platform's state </w:t>
+      </w:r>
+      <w:r>
+        <w:rPr/>
+        <w:t xml:space="preserve">before</w:t>
+      </w:r>
+      <w:r>
+        <w:rPr/>
+        <w:t xml:space="preserve"> that review and is kept for historical context, not current behavior.</w:t>
+      </w:r>
+    </w:p>
+    <w:p>
+      <w:pPr>
+        <w:spacing w:lineRule="auto"/>
+      </w:pPr>
+      <w:r>
         <w:rPr/>
         <w:t xml:space="preserve">The asymmetry in the last column is deliberate, not an oversight: only the two Celery containers auto-restart. </w:t>
       </w:r>
@@ -1345,7 +1388,33 @@
       </w:r>
       <w:r>
         <w:rPr/>
-        <w:t xml:space="preserve">).</w:t>
+        <w:t xml:space="preserve">). </w:t>
+      </w:r>
+      <w:r>
+        <w:rPr>
+          <w:b/>
+        </w:rPr>
+        <w:t xml:space="preserve">Updated by a later mission-critical-reliability review:</w:t>
+      </w:r>
+      <w:r>
+        <w:rPr/>
+        <w:t xml:space="preserve"> this now actually calls </w:t>
+      </w:r>
+      <w:r>
+        <w:rPr/>
+        <w:t xml:space="preserve">GET /health/detailed</w:t>
+      </w:r>
+      <w:r>
+        <w:rPr/>
+        <w:t xml:space="preserve">, the real dependency-aware endpoint added in that review (it genuinely pings Postgres/Redis and reports 503/"down" if Postgres is unreachable) -- not the plain </w:t>
+      </w:r>
+      <w:r>
+        <w:rPr/>
+        <w:t xml:space="preserve">/health</w:t>
+      </w:r>
+      <w:r>
+        <w:rPr/>
+        <w:t xml:space="preserve"> described in item 1 above, which stays deliberately dependency-free for CI/simple-reachability use. The same watchdog described in the Mission-Critical Operations Manual uses this same endpoint every 5 minutes, unattended.</w:t>
       </w:r>
     </w:p>
     <w:p>
@@ -1483,12 +1552,12 @@
           <wp:inline distB="0" distL="0" distR="0" distT="0">
             <wp:extent cx="6629400" cy="414338"/>
             <wp:effectExtent b="0" l="0" r="0" t="0"/>
-            <wp:docPr id="2" name="image-dZsYvoubKx9Vsx892WsRN.png"/>
+            <wp:docPr id="2" name="image-5LR-1PKp3M_7F_kroAkQ0.png"/>
             <a:graphic>
               <a:graphicData uri="http://schemas.openxmlformats.org/drawingml/2006/picture">
                 <pic:pic>
                   <pic:nvPicPr>
-                    <pic:cNvPr id="2" name="image-dZsYvoubKx9Vsx892WsRN.png" descr="Figure 2"/>
+                    <pic:cNvPr id="2" name="image-5LR-1PKp3M_7F_kroAkQ0.png" descr="Figure 2"/>
                     <pic:cNvPicPr/>
                   </pic:nvPicPr>
                   <pic:blipFill>
@@ -2480,12 +2549,12 @@
           <wp:inline distB="0" distL="0" distR="0" distT="0">
             <wp:extent cx="6629400" cy="4769485"/>
             <wp:effectExtent b="0" l="0" r="0" t="0"/>
-            <wp:docPr id="4" name="image-6kKBa_SNqlUUodSSsCACL.png"/>
+            <wp:docPr id="4" name="image-9YAroaVh_LRizeITzG7ur.png"/>
             <a:graphic>
               <a:graphicData uri="http://schemas.openxmlformats.org/drawingml/2006/picture">
                 <pic:pic>
                   <pic:nvPicPr>
-                    <pic:cNvPr id="4" name="image-6kKBa_SNqlUUodSSsCACL.png" descr="Figure 4"/>
+                    <pic:cNvPr id="4" name="image-9YAroaVh_LRizeITzG7ur.png" descr="Figure 4"/>
                     <pic:cNvPicPr/>
                   </pic:nvPicPr>
                   <pic:blipFill>
@@ -2519,12 +2588,12 @@
           <wp:inline distB="0" distL="0" distR="0" distT="0">
             <wp:extent cx="6629400" cy="4322921"/>
             <wp:effectExtent b="0" l="0" r="0" t="0"/>
-            <wp:docPr id="6" name="image-hhYtRtuHcCjlmOtW17Z4X.png"/>
+            <wp:docPr id="6" name="image-dULvBI-mUeu6PLdPBgHXJ.png"/>
             <a:graphic>
               <a:graphicData uri="http://schemas.openxmlformats.org/drawingml/2006/picture">
                 <pic:pic>
                   <pic:nvPicPr>
-                    <pic:cNvPr id="6" name="image-hhYtRtuHcCjlmOtW17Z4X.png" descr="Figure 5"/>
+                    <pic:cNvPr id="6" name="image-dULvBI-mUeu6PLdPBgHXJ.png" descr="Figure 5"/>
                     <pic:cNvPicPr/>
                   </pic:nvPicPr>
                   <pic:blipFill>
@@ -2818,7 +2887,25 @@
       </w:r>
       <w:r>
         <w:rPr/>
-        <w:t xml:space="preserve"> containers, only two of which (</w:t>
+        <w:t xml:space="preserve"> containers, </w:t>
+      </w:r>
+      <w:r>
+        <w:rPr>
+          <w:b/>
+        </w:rPr>
+        <w:t xml:space="preserve">all eight of which now auto-restart</w:t>
+      </w:r>
+      <w:r>
+        <w:rPr/>
+        <w:t xml:space="preserve"> (</w:t>
+      </w:r>
+      <w:r>
+        <w:rPr/>
+        <w:t xml:space="preserve">restart: unless-stopped</w:t>
+      </w:r>
+      <w:r>
+        <w:rPr/>
+        <w:t xml:space="preserve">, added in a later mission-critical-reliability review -- previously only </w:t>
       </w:r>
       <w:r>
         <w:rPr/>
@@ -2826,7 +2913,7 @@
       </w:r>
       <w:r>
         <w:rPr/>
-        <w:t xml:space="preserve">, </w:t>
+        <w:t xml:space="preserve">/</w:t>
       </w:r>
       <w:r>
         <w:rPr/>
@@ -2834,7 +2921,7 @@
       </w:r>
       <w:r>
         <w:rPr/>
-        <w:t xml:space="preserve">) auto-restart; caching is a positive-only, one-hour Redis TTL with no manual invalidation; the only background job is an hourly, 25-IOC-capped OSINT re-crawl that has no bearing on live investigations if it's down; backup is one click and automatic on upgrade, but restore is a manual, documented procedure with no shortcut; and the database connection pool is deliberately sized per process role, with the exact numbers and the real failure they were sized to fix given above.</w:t>
+        <w:t xml:space="preserve"> did); caching is a positive-only, one-hour Redis TTL with no manual invalidation (Redis itself now persists across a container restart too, per the same review); the only background job is an hourly, 25-IOC-capped OSINT re-crawl that has no bearing on live investigations if it's down; backup is one click, automatic on upgrade, and also now automatic every night on both platforms, and restore now has a real, tested, one-command procedure on both platforms too (see the Mission-Critical Operations Manual); and the database connection pool is deliberately sized per process role, with the exact numbers and the real failure they were sized to fix given above.</w:t>
       </w:r>
     </w:p>
   </w:body>

--- a/documentation/HORIZON_GRID_OPERATIONS_GUIDE.docx
+++ b/documentation/HORIZON_GRID_OPERATIONS_GUIDE.docx
@@ -70,7 +70,7 @@
       </w:r>
       <w:r>
         <w:rPr/>
-        <w:t xml:space="preserve"> 0.1.0</w:t>
+        <w:t xml:space="preserve"> 0.2.3</w:t>
       </w:r>
     </w:p>
     <w:p>
@@ -1321,15 +1321,33 @@
       </w:r>
       <w:r>
         <w:rPr/>
-        <w:t xml:space="preserve"> check Postgres, Redis, Neo4j, or OpenSearch -- only that the backend process itself is up. This is exactly what the Setup Wizard polls for up to three minutes after </w:t>
-      </w:r>
-      <w:r>
-        <w:rPr/>
-        <w:t xml:space="preserve">docker compose up</w:t>
-      </w:r>
-      <w:r>
-        <w:rPr/>
-        <w:t xml:space="preserve">, and what a Kubernetes readiness/liveness probe would hit in that topology. A failure here means the backend process itself is down or unreachable; it says nothing about whether the datastores behind it are healthy.</w:t>
+        <w:t xml:space="preserve"> check Postgres, Redis, Neo4j, or OpenSearch -- only that the backend process itself is up. This is what a Kubernetes readiness/liveness probe would hit in that topology, and what CI's own bare-runner smoke test uses. </w:t>
+      </w:r>
+      <w:r>
+        <w:rPr>
+          <w:b/>
+        </w:rPr>
+        <w:t xml:space="preserve">Updated in the same mission-critical-reliability review as item 2 below:</w:t>
+      </w:r>
+      <w:r>
+        <w:rPr/>
+        <w:t xml:space="preserve"> the Setup Wizard's own post-install wait no longer polls this plain endpoint -- it was repointed at </w:t>
+      </w:r>
+      <w:r>
+        <w:rPr/>
+        <w:t xml:space="preserve">GET /health/detailed</w:t>
+      </w:r>
+      <w:r>
+        <w:rPr/>
+        <w:t xml:space="preserve"> instead (up to three minutes), since the very next step writes to Postgres and needs to know it's genuinely reachable, not just that the process has started. A failure of the plain </w:t>
+      </w:r>
+      <w:r>
+        <w:rPr/>
+        <w:t xml:space="preserve">/health</w:t>
+      </w:r>
+      <w:r>
+        <w:rPr/>
+        <w:t xml:space="preserve"> endpoint means the backend process itself is down or unreachable; it says nothing about whether the datastores behind it are healthy.</w:t>
       </w:r>
     </w:p>
     <w:p>
@@ -1552,12 +1570,12 @@
           <wp:inline distB="0" distL="0" distR="0" distT="0">
             <wp:extent cx="6629400" cy="414338"/>
             <wp:effectExtent b="0" l="0" r="0" t="0"/>
-            <wp:docPr id="2" name="image-5LR-1PKp3M_7F_kroAkQ0.png"/>
+            <wp:docPr id="2" name="image-8N8aEhEXedyi_yCNgR0K4.png"/>
             <a:graphic>
               <a:graphicData uri="http://schemas.openxmlformats.org/drawingml/2006/picture">
                 <pic:pic>
                   <pic:nvPicPr>
-                    <pic:cNvPr id="2" name="image-5LR-1PKp3M_7F_kroAkQ0.png" descr="Figure 2"/>
+                    <pic:cNvPr id="2" name="image-8N8aEhEXedyi_yCNgR0K4.png" descr="Figure 2"/>
                     <pic:cNvPicPr/>
                   </pic:nvPicPr>
                   <pic:blipFill>
@@ -2549,12 +2567,12 @@
           <wp:inline distB="0" distL="0" distR="0" distT="0">
             <wp:extent cx="6629400" cy="4769485"/>
             <wp:effectExtent b="0" l="0" r="0" t="0"/>
-            <wp:docPr id="4" name="image-9YAroaVh_LRizeITzG7ur.png"/>
+            <wp:docPr id="4" name="image-lR_dPSa5ikHeURvnqMZTx.png"/>
             <a:graphic>
               <a:graphicData uri="http://schemas.openxmlformats.org/drawingml/2006/picture">
                 <pic:pic>
                   <pic:nvPicPr>
-                    <pic:cNvPr id="4" name="image-9YAroaVh_LRizeITzG7ur.png" descr="Figure 4"/>
+                    <pic:cNvPr id="4" name="image-lR_dPSa5ikHeURvnqMZTx.png" descr="Figure 4"/>
                     <pic:cNvPicPr/>
                   </pic:nvPicPr>
                   <pic:blipFill>
@@ -2588,12 +2606,12 @@
           <wp:inline distB="0" distL="0" distR="0" distT="0">
             <wp:extent cx="6629400" cy="4322921"/>
             <wp:effectExtent b="0" l="0" r="0" t="0"/>
-            <wp:docPr id="6" name="image-dULvBI-mUeu6PLdPBgHXJ.png"/>
+            <wp:docPr id="6" name="image-ko-DUxHRM0MWSre0sZe5x.png"/>
             <a:graphic>
               <a:graphicData uri="http://schemas.openxmlformats.org/drawingml/2006/picture">
                 <pic:pic>
                   <pic:nvPicPr>
-                    <pic:cNvPr id="6" name="image-dULvBI-mUeu6PLdPBgHXJ.png" descr="Figure 5"/>
+                    <pic:cNvPr id="6" name="image-ko-DUxHRM0MWSre0sZe5x.png" descr="Figure 5"/>
                     <pic:cNvPicPr/>
                   </pic:nvPicPr>
                   <pic:blipFill>

--- a/documentation/HORIZON_GRID_OPERATIONS_GUIDE.docx
+++ b/documentation/HORIZON_GRID_OPERATIONS_GUIDE.docx
@@ -70,7 +70,7 @@
       </w:r>
       <w:r>
         <w:rPr/>
-        <w:t xml:space="preserve"> 0.2.3</w:t>
+        <w:t xml:space="preserve"> 0.2.4</w:t>
       </w:r>
     </w:p>
     <w:p>
@@ -85,7 +85,7 @@
       </w:r>
       <w:r>
         <w:rPr/>
-        <w:t xml:space="preserve"> 2026-08-20</w:t>
+        <w:t xml:space="preserve"> 2026-08-21</w:t>
       </w:r>
     </w:p>
     <w:p>
@@ -1570,12 +1570,12 @@
           <wp:inline distB="0" distL="0" distR="0" distT="0">
             <wp:extent cx="6629400" cy="414338"/>
             <wp:effectExtent b="0" l="0" r="0" t="0"/>
-            <wp:docPr id="2" name="image-8N8aEhEXedyi_yCNgR0K4.png"/>
+            <wp:docPr id="2" name="image-gV6JbyATEjhsNPRYY9qDB.png"/>
             <a:graphic>
               <a:graphicData uri="http://schemas.openxmlformats.org/drawingml/2006/picture">
                 <pic:pic>
                   <pic:nvPicPr>
-                    <pic:cNvPr id="2" name="image-8N8aEhEXedyi_yCNgR0K4.png" descr="Figure 2"/>
+                    <pic:cNvPr id="2" name="image-gV6JbyATEjhsNPRYY9qDB.png" descr="Figure 2"/>
                     <pic:cNvPicPr/>
                   </pic:nvPicPr>
                   <pic:blipFill>
@@ -2565,14 +2565,14 @@
         <w:rPr/>
         <w:drawing>
           <wp:inline distB="0" distL="0" distR="0" distT="0">
-            <wp:extent cx="6629400" cy="4769485"/>
+            <wp:extent cx="6629400" cy="5317331"/>
             <wp:effectExtent b="0" l="0" r="0" t="0"/>
-            <wp:docPr id="4" name="image-lR_dPSa5ikHeURvnqMZTx.png"/>
+            <wp:docPr id="4" name="image-Y50NsG6xevHoolS6Wq-aF.png"/>
             <a:graphic>
               <a:graphicData uri="http://schemas.openxmlformats.org/drawingml/2006/picture">
                 <pic:pic>
                   <pic:nvPicPr>
-                    <pic:cNvPr id="4" name="image-lR_dPSa5ikHeURvnqMZTx.png" descr="Figure 4"/>
+                    <pic:cNvPr id="4" name="image-Y50NsG6xevHoolS6Wq-aF.png" descr="Figure 4"/>
                     <pic:cNvPicPr/>
                   </pic:nvPicPr>
                   <pic:blipFill>
@@ -2585,7 +2585,7 @@
                   <pic:spPr>
                     <a:xfrm>
                       <a:off x="0" y="0"/>
-                      <a:ext cx="6629400" cy="4769485"/>
+                      <a:ext cx="6629400" cy="5317331"/>
                     </a:xfrm>
                     <a:prstGeom prst="rect"/>
                   </pic:spPr>
@@ -2606,12 +2606,12 @@
           <wp:inline distB="0" distL="0" distR="0" distT="0">
             <wp:extent cx="6629400" cy="4322921"/>
             <wp:effectExtent b="0" l="0" r="0" t="0"/>
-            <wp:docPr id="6" name="image-ko-DUxHRM0MWSre0sZe5x.png"/>
+            <wp:docPr id="6" name="image-ykYevYO3Qp1AHpr7zOQDQ.png"/>
             <a:graphic>
               <a:graphicData uri="http://schemas.openxmlformats.org/drawingml/2006/picture">
                 <pic:pic>
                   <pic:nvPicPr>
-                    <pic:cNvPr id="6" name="image-ko-DUxHRM0MWSre0sZe5x.png" descr="Figure 5"/>
+                    <pic:cNvPr id="6" name="image-ykYevYO3Qp1AHpr7zOQDQ.png" descr="Figure 5"/>
                     <pic:cNvPicPr/>
                   </pic:nvPicPr>
                   <pic:blipFill>

--- a/documentation/HORIZON_GRID_OPERATIONS_GUIDE.docx
+++ b/documentation/HORIZON_GRID_OPERATIONS_GUIDE.docx
@@ -70,7 +70,7 @@
       </w:r>
       <w:r>
         <w:rPr/>
-        <w:t xml:space="preserve"> 0.2.4</w:t>
+        <w:t xml:space="preserve"> 0.2.5</w:t>
       </w:r>
     </w:p>
     <w:p>
@@ -85,7 +85,7 @@
       </w:r>
       <w:r>
         <w:rPr/>
-        <w:t xml:space="preserve"> 2026-08-21</w:t>
+        <w:t xml:space="preserve"> 2026-08-23</w:t>
       </w:r>
     </w:p>
     <w:p>
@@ -1570,12 +1570,12 @@
           <wp:inline distB="0" distL="0" distR="0" distT="0">
             <wp:extent cx="6629400" cy="414338"/>
             <wp:effectExtent b="0" l="0" r="0" t="0"/>
-            <wp:docPr id="2" name="image-gV6JbyATEjhsNPRYY9qDB.png"/>
+            <wp:docPr id="2" name="image-xWmflEgrVNg_k8xlo29VD.png"/>
             <a:graphic>
               <a:graphicData uri="http://schemas.openxmlformats.org/drawingml/2006/picture">
                 <pic:pic>
                   <pic:nvPicPr>
-                    <pic:cNvPr id="2" name="image-gV6JbyATEjhsNPRYY9qDB.png" descr="Figure 2"/>
+                    <pic:cNvPr id="2" name="image-xWmflEgrVNg_k8xlo29VD.png" descr="Figure 2"/>
                     <pic:cNvPicPr/>
                   </pic:nvPicPr>
                   <pic:blipFill>
@@ -2567,12 +2567,12 @@
           <wp:inline distB="0" distL="0" distR="0" distT="0">
             <wp:extent cx="6629400" cy="5317331"/>
             <wp:effectExtent b="0" l="0" r="0" t="0"/>
-            <wp:docPr id="4" name="image-Y50NsG6xevHoolS6Wq-aF.png"/>
+            <wp:docPr id="4" name="image-Es3YpRF5tdlleYeUaiA-y.png"/>
             <a:graphic>
               <a:graphicData uri="http://schemas.openxmlformats.org/drawingml/2006/picture">
                 <pic:pic>
                   <pic:nvPicPr>
-                    <pic:cNvPr id="4" name="image-Y50NsG6xevHoolS6Wq-aF.png" descr="Figure 4"/>
+                    <pic:cNvPr id="4" name="image-Es3YpRF5tdlleYeUaiA-y.png" descr="Figure 4"/>
                     <pic:cNvPicPr/>
                   </pic:nvPicPr>
                   <pic:blipFill>
@@ -2606,12 +2606,12 @@
           <wp:inline distB="0" distL="0" distR="0" distT="0">
             <wp:extent cx="6629400" cy="4322921"/>
             <wp:effectExtent b="0" l="0" r="0" t="0"/>
-            <wp:docPr id="6" name="image-ykYevYO3Qp1AHpr7zOQDQ.png"/>
+            <wp:docPr id="6" name="image-Jjjy7bhLNz_25-F4Zrj7i.png"/>
             <a:graphic>
               <a:graphicData uri="http://schemas.openxmlformats.org/drawingml/2006/picture">
                 <pic:pic>
                   <pic:nvPicPr>
-                    <pic:cNvPr id="6" name="image-ykYevYO3Qp1AHpr7zOQDQ.png" descr="Figure 5"/>
+                    <pic:cNvPr id="6" name="image-Jjjy7bhLNz_25-F4Zrj7i.png" descr="Figure 5"/>
                     <pic:cNvPicPr/>
                   </pic:nvPicPr>
                   <pic:blipFill>
